--- a/Soc2Type2-chatgpt/Review_Output_2026-10-12_Final/01_Reviewed_Policies/11 - Whistleblower Policy.docx
+++ b/Soc2Type2-chatgpt/Review_Output_2026-10-12_Final/01_Reviewed_Policies/11 - Whistleblower Policy.docx
@@ -314,31 +314,11 @@
             </w:tcMar>
           </w:tcPr>
           <w:p>
-            <w:pPr>
-              <w:widowControl w:val="1"/>
-              <w:pBdr>
-                <w:top w:color="000000" w:space="0" w:sz="0" w:val="none"/>
-                <w:left w:color="000000" w:space="0" w:sz="0" w:val="none"/>
-                <w:bottom w:color="000000" w:space="0" w:sz="0" w:val="none"/>
-                <w:right w:color="000000" w:space="0" w:sz="0" w:val="none"/>
-                <w:between w:color="000000" w:space="0" w:sz="0" w:val="none"/>
-              </w:pBdr>
-              <w:spacing w:after="0" w:line="240" w:lineRule="auto"/>
-              <w:jc w:val="right"/>
-              <w:rPr>
-                <w:rFonts w:ascii="Helvetica Neue" w:cs="Helvetica Neue" w:eastAsia="Helvetica Neue" w:hAnsi="Helvetica Neue"/>
-                <w:b w:val="1"/>
-                <w:color w:val="ffffff"/>
-              </w:rPr>
-            </w:pPr>
             <w:r>
               <w:rPr>
-                <w:rFonts w:ascii="Helvetica Neue" w:cs="Helvetica Neue" w:eastAsia="Helvetica Neue" w:hAnsi="Helvetica Neue"/>
-                <w:b w:val="1"/>
-                <w:color w:val="ffffff"/>
-                <w:rtl w:val="0"/>
+                <w:sz w:val="18"/>
               </w:rPr>
-              <w:t xml:space="preserve">Document Ref.</w:t>
+              <w:t>Policy Document ID</w:t>
             </w:r>
           </w:p>
         </w:tc>
@@ -359,25 +339,11 @@
             </w:tcMar>
           </w:tcPr>
           <w:p>
-            <w:pPr>
-              <w:widowControl w:val="1"/>
-              <w:pBdr>
-                <w:top w:color="000000" w:space="0" w:sz="0" w:val="none"/>
-                <w:left w:color="000000" w:space="0" w:sz="0" w:val="none"/>
-                <w:bottom w:color="000000" w:space="0" w:sz="0" w:val="none"/>
-                <w:right w:color="000000" w:space="0" w:sz="0" w:val="none"/>
-                <w:between w:color="000000" w:space="0" w:sz="0" w:val="none"/>
-              </w:pBdr>
-              <w:spacing w:after="0" w:line="240" w:lineRule="auto"/>
-              <w:jc w:val="right"/>
-              <w:rPr>
-                <w:rFonts w:ascii="Helvetica Neue" w:cs="Helvetica Neue" w:eastAsia="Helvetica Neue" w:hAnsi="Helvetica Neue"/>
-              </w:rPr>
-            </w:pPr>
             <w:r>
               <w:rPr>
-                <w:rtl w:val="0"/>
+                <w:sz w:val="18"/>
               </w:rPr>
+              <w:t>ZED-POL-11</w:t>
             </w:r>
           </w:p>
         </w:tc>
@@ -404,31 +370,11 @@
             </w:tcMar>
           </w:tcPr>
           <w:p>
-            <w:pPr>
-              <w:widowControl w:val="1"/>
-              <w:pBdr>
-                <w:top w:color="000000" w:space="0" w:sz="0" w:val="none"/>
-                <w:left w:color="000000" w:space="0" w:sz="0" w:val="none"/>
-                <w:bottom w:color="000000" w:space="0" w:sz="0" w:val="none"/>
-                <w:right w:color="000000" w:space="0" w:sz="0" w:val="none"/>
-                <w:between w:color="000000" w:space="0" w:sz="0" w:val="none"/>
-              </w:pBdr>
-              <w:spacing w:after="0" w:line="240" w:lineRule="auto"/>
-              <w:jc w:val="right"/>
-              <w:rPr>
-                <w:rFonts w:ascii="Helvetica Neue" w:cs="Helvetica Neue" w:eastAsia="Helvetica Neue" w:hAnsi="Helvetica Neue"/>
-                <w:b w:val="1"/>
-                <w:color w:val="ffffff"/>
-              </w:rPr>
-            </w:pPr>
             <w:r>
               <w:rPr>
-                <w:rFonts w:ascii="Helvetica Neue" w:cs="Helvetica Neue" w:eastAsia="Helvetica Neue" w:hAnsi="Helvetica Neue"/>
-                <w:b w:val="1"/>
-                <w:color w:val="ffffff"/>
-                <w:rtl w:val="0"/>
+                <w:sz w:val="18"/>
               </w:rPr>
-              <w:t xml:space="preserve">Version:</w:t>
+              <w:t>Document Version</w:t>
             </w:r>
           </w:p>
         </w:tc>
@@ -449,298 +395,92 @@
             </w:tcMar>
           </w:tcPr>
           <w:p>
-            <w:pPr>
-              <w:widowControl w:val="1"/>
-              <w:pBdr>
-                <w:top w:color="000000" w:space="0" w:sz="0" w:val="none"/>
-                <w:left w:color="000000" w:space="0" w:sz="0" w:val="none"/>
-                <w:bottom w:color="000000" w:space="0" w:sz="0" w:val="none"/>
-                <w:right w:color="000000" w:space="0" w:sz="0" w:val="none"/>
-                <w:between w:color="000000" w:space="0" w:sz="0" w:val="none"/>
-              </w:pBdr>
-              <w:spacing w:after="0" w:line="240" w:lineRule="auto"/>
-              <w:jc w:val="right"/>
-              <w:rPr>
-                <w:rFonts w:ascii="Helvetica Neue" w:cs="Helvetica Neue" w:eastAsia="Helvetica Neue" w:hAnsi="Helvetica Neue"/>
-              </w:rPr>
-            </w:pPr>
             <w:r>
               <w:rPr>
-                <w:rtl w:val="0"/>
+                <w:sz w:val="18"/>
               </w:rPr>
+              <w:t>v2.0 (Renewal 2025–2026)</w:t>
             </w:r>
           </w:p>
         </w:tc>
       </w:tr>
       <w:tr>
-        <w:trPr>
-          <w:cantSplit w:val="0"/>
-          <w:tblHeader w:val="0"/>
-        </w:trPr>
         <w:tc>
           <w:tcPr>
-            <w:tcBorders>
-              <w:top w:color="000000" w:space="0" w:sz="4" w:val="single"/>
-              <w:left w:color="000000" w:space="0" w:sz="4" w:val="single"/>
-              <w:bottom w:color="000000" w:space="0" w:sz="4" w:val="single"/>
-              <w:right w:color="000000" w:space="0" w:sz="4" w:val="single"/>
-            </w:tcBorders>
-            <w:shd w:fill="00a2ff" w:val="clear"/>
-            <w:tcMar>
-              <w:top w:w="0.0" w:type="dxa"/>
-              <w:left w:w="108.0" w:type="dxa"/>
-              <w:bottom w:w="0.0" w:type="dxa"/>
-              <w:right w:w="108.0" w:type="dxa"/>
-            </w:tcMar>
+            <w:tcW w:type="dxa" w:w="3118"/>
           </w:tcPr>
           <w:p>
-            <w:pPr>
-              <w:widowControl w:val="1"/>
-              <w:pBdr>
-                <w:top w:color="000000" w:space="0" w:sz="0" w:val="none"/>
-                <w:left w:color="000000" w:space="0" w:sz="0" w:val="none"/>
-                <w:bottom w:color="000000" w:space="0" w:sz="0" w:val="none"/>
-                <w:right w:color="000000" w:space="0" w:sz="0" w:val="none"/>
-                <w:between w:color="000000" w:space="0" w:sz="0" w:val="none"/>
-              </w:pBdr>
-              <w:spacing w:after="0" w:line="240" w:lineRule="auto"/>
-              <w:jc w:val="right"/>
-              <w:rPr>
-                <w:rFonts w:ascii="Helvetica Neue" w:cs="Helvetica Neue" w:eastAsia="Helvetica Neue" w:hAnsi="Helvetica Neue"/>
-                <w:b w:val="1"/>
-                <w:color w:val="ffffff"/>
-              </w:rPr>
-            </w:pPr>
             <w:r>
               <w:rPr>
-                <w:rFonts w:ascii="Helvetica Neue" w:cs="Helvetica Neue" w:eastAsia="Helvetica Neue" w:hAnsi="Helvetica Neue"/>
-                <w:b w:val="1"/>
-                <w:color w:val="ffffff"/>
-                <w:rtl w:val="0"/>
+                <w:sz w:val="18"/>
               </w:rPr>
-              <w:t xml:space="preserve">Dated:</w:t>
+              <w:t>Last Review Date</w:t>
             </w:r>
           </w:p>
         </w:tc>
         <w:tc>
           <w:tcPr>
-            <w:tcBorders>
-              <w:top w:color="000000" w:space="0" w:sz="4" w:val="single"/>
-              <w:left w:color="000000" w:space="0" w:sz="4" w:val="single"/>
-              <w:bottom w:color="000000" w:space="0" w:sz="4" w:val="single"/>
-              <w:right w:color="000000" w:space="0" w:sz="4" w:val="single"/>
-            </w:tcBorders>
-            <w:shd w:fill="edeaf0" w:val="clear"/>
-            <w:tcMar>
-              <w:top w:w="0.0" w:type="dxa"/>
-              <w:left w:w="108.0" w:type="dxa"/>
-              <w:bottom w:w="0.0" w:type="dxa"/>
-              <w:right w:w="108.0" w:type="dxa"/>
-            </w:tcMar>
+            <w:tcW w:type="dxa" w:w="2755"/>
           </w:tcPr>
           <w:p>
-            <w:pPr>
-              <w:widowControl w:val="1"/>
-              <w:pBdr>
-                <w:top w:color="000000" w:space="0" w:sz="0" w:val="none"/>
-                <w:left w:color="000000" w:space="0" w:sz="0" w:val="none"/>
-                <w:bottom w:color="000000" w:space="0" w:sz="0" w:val="none"/>
-                <w:right w:color="000000" w:space="0" w:sz="0" w:val="none"/>
-                <w:between w:color="000000" w:space="0" w:sz="0" w:val="none"/>
-              </w:pBdr>
-              <w:spacing w:after="0" w:line="240" w:lineRule="auto"/>
-              <w:jc w:val="right"/>
-              <w:rPr>
-                <w:rFonts w:ascii="Helvetica Neue" w:cs="Helvetica Neue" w:eastAsia="Helvetica Neue" w:hAnsi="Helvetica Neue"/>
-                <w:b w:val="1"/>
-              </w:rPr>
-            </w:pPr>
             <w:r>
-              <w:rPr>
-                <w:rtl w:val="0"/>
-              </w:rPr>
+              <w:t>October 1, 2025</w:t>
             </w:r>
           </w:p>
         </w:tc>
       </w:tr>
       <w:tr>
-        <w:trPr>
-          <w:cantSplit w:val="0"/>
-          <w:tblHeader w:val="0"/>
-        </w:trPr>
         <w:tc>
           <w:tcPr>
-            <w:tcBorders>
-              <w:top w:color="000000" w:space="0" w:sz="4" w:val="single"/>
-              <w:left w:color="000000" w:space="0" w:sz="4" w:val="single"/>
-              <w:bottom w:color="000000" w:space="0" w:sz="4" w:val="single"/>
-              <w:right w:color="000000" w:space="0" w:sz="4" w:val="single"/>
-            </w:tcBorders>
-            <w:shd w:fill="00a2ff" w:val="clear"/>
-            <w:tcMar>
-              <w:top w:w="0.0" w:type="dxa"/>
-              <w:left w:w="108.0" w:type="dxa"/>
-              <w:bottom w:w="0.0" w:type="dxa"/>
-              <w:right w:w="108.0" w:type="dxa"/>
-            </w:tcMar>
+            <w:tcW w:type="dxa" w:w="3118"/>
           </w:tcPr>
           <w:p>
-            <w:pPr>
-              <w:widowControl w:val="1"/>
-              <w:pBdr>
-                <w:top w:color="000000" w:space="0" w:sz="0" w:val="none"/>
-                <w:left w:color="000000" w:space="0" w:sz="0" w:val="none"/>
-                <w:bottom w:color="000000" w:space="0" w:sz="0" w:val="none"/>
-                <w:right w:color="000000" w:space="0" w:sz="0" w:val="none"/>
-                <w:between w:color="000000" w:space="0" w:sz="0" w:val="none"/>
-              </w:pBdr>
-              <w:spacing w:after="0" w:line="240" w:lineRule="auto"/>
-              <w:jc w:val="right"/>
-              <w:rPr>
-                <w:rFonts w:ascii="Helvetica Neue" w:cs="Helvetica Neue" w:eastAsia="Helvetica Neue" w:hAnsi="Helvetica Neue"/>
-                <w:b w:val="1"/>
-                <w:color w:val="ffffff"/>
-              </w:rPr>
-            </w:pPr>
             <w:r>
               <w:rPr>
-                <w:rFonts w:ascii="Helvetica Neue" w:cs="Helvetica Neue" w:eastAsia="Helvetica Neue" w:hAnsi="Helvetica Neue"/>
-                <w:b w:val="1"/>
-                <w:color w:val="ffffff"/>
-                <w:rtl w:val="0"/>
+                <w:sz w:val="18"/>
               </w:rPr>
-              <w:t xml:space="preserve">Document Author:</w:t>
+              <w:t>Approval Authority / Status</w:t>
             </w:r>
           </w:p>
         </w:tc>
         <w:tc>
           <w:tcPr>
-            <w:tcBorders>
-              <w:top w:color="000000" w:space="0" w:sz="4" w:val="single"/>
-              <w:left w:color="000000" w:space="0" w:sz="4" w:val="single"/>
-              <w:bottom w:color="000000" w:space="0" w:sz="4" w:val="single"/>
-              <w:right w:color="000000" w:space="0" w:sz="4" w:val="single"/>
-            </w:tcBorders>
-            <w:shd w:fill="edeaf0" w:val="clear"/>
-            <w:tcMar>
-              <w:top w:w="0.0" w:type="dxa"/>
-              <w:left w:w="108.0" w:type="dxa"/>
-              <w:bottom w:w="0.0" w:type="dxa"/>
-              <w:right w:w="108.0" w:type="dxa"/>
-            </w:tcMar>
+            <w:tcW w:type="dxa" w:w="2755"/>
           </w:tcPr>
           <w:p>
-            <w:pPr>
-              <w:widowControl w:val="1"/>
-              <w:pBdr>
-                <w:top w:color="000000" w:space="0" w:sz="0" w:val="none"/>
-                <w:left w:color="000000" w:space="0" w:sz="0" w:val="none"/>
-                <w:bottom w:color="000000" w:space="0" w:sz="0" w:val="none"/>
-                <w:right w:color="000000" w:space="0" w:sz="0" w:val="none"/>
-                <w:between w:color="000000" w:space="0" w:sz="0" w:val="none"/>
-              </w:pBdr>
-              <w:spacing w:after="0" w:line="240" w:lineRule="auto"/>
-              <w:jc w:val="right"/>
-              <w:rPr>
-                <w:rFonts w:ascii="Helvetica Neue" w:cs="Helvetica Neue" w:eastAsia="Helvetica Neue" w:hAnsi="Helvetica Neue"/>
-                <w:b w:val="1"/>
-              </w:rPr>
-            </w:pPr>
             <w:r>
               <w:rPr>
-                <w:rtl w:val="0"/>
+                <w:sz w:val="18"/>
               </w:rPr>
+              <w:t>Chief Information Security Officer (CISO) &amp; Management; authorized approval to be recorded</w:t>
             </w:r>
           </w:p>
         </w:tc>
       </w:tr>
       <w:tr>
-        <w:trPr>
-          <w:cantSplit w:val="0"/>
-          <w:tblHeader w:val="0"/>
-        </w:trPr>
         <w:tc>
           <w:tcPr>
-            <w:tcBorders>
-              <w:top w:color="000000" w:space="0" w:sz="4" w:val="single"/>
-              <w:left w:color="000000" w:space="0" w:sz="4" w:val="single"/>
-              <w:bottom w:color="000000" w:space="0" w:sz="4" w:val="single"/>
-              <w:right w:color="000000" w:space="0" w:sz="4" w:val="single"/>
-            </w:tcBorders>
-            <w:shd w:fill="00a2ff" w:val="clear"/>
-            <w:tcMar>
-              <w:top w:w="0.0" w:type="dxa"/>
-              <w:left w:w="108.0" w:type="dxa"/>
-              <w:bottom w:w="0.0" w:type="dxa"/>
-              <w:right w:w="108.0" w:type="dxa"/>
-            </w:tcMar>
+            <w:tcW w:type="dxa" w:w="3118"/>
           </w:tcPr>
           <w:p>
-            <w:pPr>
-              <w:widowControl w:val="1"/>
-              <w:pBdr>
-                <w:top w:color="000000" w:space="0" w:sz="0" w:val="none"/>
-                <w:left w:color="000000" w:space="0" w:sz="0" w:val="none"/>
-                <w:bottom w:color="000000" w:space="0" w:sz="0" w:val="none"/>
-                <w:right w:color="000000" w:space="0" w:sz="0" w:val="none"/>
-                <w:between w:color="000000" w:space="0" w:sz="0" w:val="none"/>
-              </w:pBdr>
-              <w:spacing w:after="0" w:line="240" w:lineRule="auto"/>
-              <w:jc w:val="right"/>
-              <w:rPr>
-                <w:rFonts w:ascii="Helvetica Neue" w:cs="Helvetica Neue" w:eastAsia="Helvetica Neue" w:hAnsi="Helvetica Neue"/>
-                <w:b w:val="1"/>
-                <w:color w:val="ffffff"/>
-              </w:rPr>
-            </w:pPr>
             <w:r>
               <w:rPr>
-                <w:rFonts w:ascii="Helvetica Neue" w:cs="Helvetica Neue" w:eastAsia="Helvetica Neue" w:hAnsi="Helvetica Neue"/>
-                <w:b w:val="1"/>
-                <w:color w:val="ffffff"/>
-                <w:rtl w:val="0"/>
+                <w:sz w:val="18"/>
               </w:rPr>
-              <w:t xml:space="preserve">Document Owner:</w:t>
+              <w:t>Classification</w:t>
             </w:r>
           </w:p>
         </w:tc>
         <w:tc>
           <w:tcPr>
-            <w:tcBorders>
-              <w:top w:color="000000" w:space="0" w:sz="4" w:val="single"/>
-              <w:left w:color="000000" w:space="0" w:sz="4" w:val="single"/>
-              <w:bottom w:color="000000" w:space="0" w:sz="4" w:val="single"/>
-              <w:right w:color="000000" w:space="0" w:sz="4" w:val="single"/>
-            </w:tcBorders>
-            <w:shd w:fill="edeaf0" w:val="clear"/>
-            <w:tcMar>
-              <w:top w:w="0.0" w:type="dxa"/>
-              <w:left w:w="108.0" w:type="dxa"/>
-              <w:bottom w:w="0.0" w:type="dxa"/>
-              <w:right w:w="108.0" w:type="dxa"/>
-            </w:tcMar>
+            <w:tcW w:type="dxa" w:w="2755"/>
           </w:tcPr>
           <w:p>
-            <w:pPr>
-              <w:widowControl w:val="1"/>
-              <w:pBdr>
-                <w:top w:color="000000" w:space="0" w:sz="0" w:val="none"/>
-                <w:left w:color="000000" w:space="0" w:sz="0" w:val="none"/>
-                <w:bottom w:color="000000" w:space="0" w:sz="0" w:val="none"/>
-                <w:right w:color="000000" w:space="0" w:sz="0" w:val="none"/>
-                <w:between w:color="000000" w:space="0" w:sz="0" w:val="none"/>
-              </w:pBdr>
-              <w:spacing w:after="0" w:line="240" w:lineRule="auto"/>
-              <w:jc w:val="right"/>
-              <w:rPr>
-                <w:rFonts w:ascii="Helvetica Neue" w:cs="Helvetica Neue" w:eastAsia="Helvetica Neue" w:hAnsi="Helvetica Neue"/>
-                <w:b w:val="1"/>
-              </w:rPr>
-            </w:pPr>
             <w:r>
               <w:rPr>
-                <w:rtl w:val="0"/>
+                <w:sz w:val="18"/>
               </w:rPr>
+              <w:t>Confidential – Internal &amp; Authorized Auditor Access Only</w:t>
             </w:r>
           </w:p>
         </w:tc>
